--- a/Md_Minhaz_Uddin_Resume_v3.docx
+++ b/Md_Minhaz_Uddin_Resume_v3.docx
@@ -1273,7 +1273,7 @@
           <w:vertAlign w:val="baseline"/>
           <w:rtl w:val="0"/>
         </w:rPr>
-        <w:t xml:space="preserve">Engineered a full-stack Academic Calendar Builder for the institution using React 19, TypeScript, Tailwind CSS, and Supabase — enabling faculty to create, customize, and export print-ready A4 academic calendars with real-time cloud sync, 13+ themes, and undo/redo state management; integrated Gemini AI API and deployed on Google AI Studio.</w:t>
+        <w:t>Engineered a full-stack Academic Calendar Builder for the institution using React 19, TypeScript, Tailwind CSS, and Supabase — enabling faculty to create, customize, and export print-ready A4 academic calendars with real-time cloud sync, 13+ themes, and undo/redo state management; deployed frontend on Vercel with Supabase as the cloud database.</w:t>
       </w:r>
     </w:p>
     <w:p>
